--- a/production/worksheets/04-ch4-energy-transfer-practice.docx
+++ b/production/worksheets/04-ch4-energy-transfer-practice.docx
@@ -27,7 +27,7 @@
           <w:b w:val="0"/>
           <w:i w:val="0"/>
           <w:color w:val="555555"/>
-          <w:sz w:val="22"/>
+          <w:sz w:val="24"/>
         </w:rPr>
         <w:t>Chapter 4 · Energy Transfer · Weeks 4–5</w:t>
       </w:r>
@@ -72,7 +72,7 @@
           <w:b w:val="0"/>
           <w:i w:val="0"/>
           <w:color w:val="1A1A1A"/>
-          <w:sz w:val="22"/>
+          <w:sz w:val="24"/>
         </w:rPr>
         <w:t>For each example, write the SOURCE (where energy starts) and the TARGET (what changes).</w:t>
       </w:r>
@@ -109,7 +109,7 @@
                 <w:b/>
                 <w:i w:val="0"/>
                 <w:color w:val="FFFFFF"/>
-                <w:sz w:val="22"/>
+                <w:sz w:val="24"/>
               </w:rPr>
               <w:t>Example</w:t>
             </w:r>
@@ -134,7 +134,7 @@
                 <w:b/>
                 <w:i w:val="0"/>
                 <w:color w:val="FFFFFF"/>
-                <w:sz w:val="22"/>
+                <w:sz w:val="24"/>
               </w:rPr>
               <w:t>Source</w:t>
             </w:r>
@@ -159,7 +159,7 @@
                 <w:b/>
                 <w:i w:val="0"/>
                 <w:color w:val="FFFFFF"/>
-                <w:sz w:val="22"/>
+                <w:sz w:val="24"/>
               </w:rPr>
               <w:t>Target</w:t>
             </w:r>
@@ -179,7 +179,7 @@
                 <w:b w:val="0"/>
                 <w:i w:val="0"/>
                 <w:color w:val="1A1A1A"/>
-                <w:sz w:val="22"/>
+                <w:sz w:val="24"/>
               </w:rPr>
               <w:t>bell rings → paper moves</w:t>
             </w:r>
@@ -211,7 +211,7 @@
                 <w:b w:val="0"/>
                 <w:i w:val="0"/>
                 <w:color w:val="1A1A1A"/>
-                <w:sz w:val="22"/>
+                <w:sz w:val="24"/>
               </w:rPr>
               <w:t>flashlight → card lights up</w:t>
             </w:r>
@@ -243,7 +243,7 @@
                 <w:b w:val="0"/>
                 <w:i w:val="0"/>
                 <w:color w:val="1A1A1A"/>
-                <w:sz w:val="22"/>
+                <w:sz w:val="24"/>
               </w:rPr>
               <w:t>warm water → spoon warms</w:t>
             </w:r>
@@ -275,7 +275,7 @@
                 <w:b w:val="0"/>
                 <w:i w:val="0"/>
                 <w:color w:val="1A1A1A"/>
-                <w:sz w:val="22"/>
+                <w:sz w:val="24"/>
               </w:rPr>
               <w:t>battery → bulb glows</w:t>
             </w:r>
@@ -335,7 +335,7 @@
           <w:b w:val="0"/>
           <w:i w:val="0"/>
           <w:color w:val="1A1A1A"/>
-          <w:sz w:val="22"/>
+          <w:sz w:val="24"/>
         </w:rPr>
         <w:t>1. What is the evidence that energy transferred in ONE of the examples above?</w:t>
       </w:r>
@@ -380,7 +380,7 @@
           <w:b w:val="0"/>
           <w:i w:val="0"/>
           <w:color w:val="1A1A1A"/>
-          <w:sz w:val="22"/>
+          <w:sz w:val="24"/>
         </w:rPr>
         <w:t>2. Do we see energy itself, or do we see a change? Explain.</w:t>
       </w:r>
@@ -440,7 +440,7 @@
           <w:b w:val="0"/>
           <w:i w:val="0"/>
           <w:color w:val="1A1A1A"/>
-          <w:sz w:val="22"/>
+          <w:sz w:val="24"/>
         </w:rPr>
         <w:t>TRANSFER = energy moves.  TRANSFORMATION = energy changes form.  BOTH = moves AND changes form.</w:t>
       </w:r>
@@ -455,7 +455,7 @@
           <w:b w:val="0"/>
           <w:i/>
           <w:color w:val="1A1A1A"/>
-          <w:sz w:val="22"/>
+          <w:sz w:val="24"/>
         </w:rPr>
         <w:t>Sort each system. Circle one.</w:t>
       </w:r>
@@ -491,7 +491,7 @@
                 <w:b/>
                 <w:i w:val="0"/>
                 <w:color w:val="FFFFFF"/>
-                <w:sz w:val="22"/>
+                <w:sz w:val="24"/>
               </w:rPr>
               <w:t>System</w:t>
             </w:r>
@@ -516,7 +516,7 @@
                 <w:b/>
                 <w:i w:val="0"/>
                 <w:color w:val="FFFFFF"/>
-                <w:sz w:val="22"/>
+                <w:sz w:val="24"/>
               </w:rPr>
               <w:t>TRANSFER / TRANSFORMATION / BOTH</w:t>
             </w:r>
@@ -536,7 +536,7 @@
                 <w:b w:val="0"/>
                 <w:i w:val="0"/>
                 <w:color w:val="1A1A1A"/>
-                <w:sz w:val="22"/>
+                <w:sz w:val="24"/>
               </w:rPr>
               <w:t>Flashlight</w:t>
             </w:r>
@@ -554,7 +554,7 @@
                 <w:b w:val="0"/>
                 <w:i w:val="0"/>
                 <w:color w:val="1A1A1A"/>
-                <w:sz w:val="22"/>
+                <w:sz w:val="24"/>
               </w:rPr>
               <w:t>TRANSFER    TRANSFORMATION    BOTH</w:t>
             </w:r>
@@ -574,7 +574,7 @@
                 <w:b w:val="0"/>
                 <w:i w:val="0"/>
                 <w:color w:val="1A1A1A"/>
-                <w:sz w:val="22"/>
+                <w:sz w:val="24"/>
               </w:rPr>
               <w:t>Buzzer</w:t>
             </w:r>
@@ -592,7 +592,7 @@
                 <w:b w:val="0"/>
                 <w:i w:val="0"/>
                 <w:color w:val="1A1A1A"/>
-                <w:sz w:val="22"/>
+                <w:sz w:val="24"/>
               </w:rPr>
               <w:t>TRANSFER    TRANSFORMATION    BOTH</w:t>
             </w:r>
@@ -612,7 +612,7 @@
                 <w:b w:val="0"/>
                 <w:i w:val="0"/>
                 <w:color w:val="1A1A1A"/>
-                <w:sz w:val="22"/>
+                <w:sz w:val="24"/>
               </w:rPr>
               <w:t>Warm water warms a spoon</w:t>
             </w:r>
@@ -630,7 +630,7 @@
                 <w:b w:val="0"/>
                 <w:i w:val="0"/>
                 <w:color w:val="1A1A1A"/>
-                <w:sz w:val="22"/>
+                <w:sz w:val="24"/>
               </w:rPr>
               <w:t>TRANSFER    TRANSFORMATION    BOTH</w:t>
             </w:r>
@@ -650,7 +650,7 @@
                 <w:b w:val="0"/>
                 <w:i w:val="0"/>
                 <w:color w:val="1A1A1A"/>
-                <w:sz w:val="22"/>
+                <w:sz w:val="24"/>
               </w:rPr>
               <w:t>Motor</w:t>
             </w:r>
@@ -668,7 +668,7 @@
                 <w:b w:val="0"/>
                 <w:i w:val="0"/>
                 <w:color w:val="1A1A1A"/>
-                <w:sz w:val="22"/>
+                <w:sz w:val="24"/>
               </w:rPr>
               <w:t>TRANSFER    TRANSFORMATION    BOTH</w:t>
             </w:r>
@@ -716,7 +716,7 @@
           <w:b w:val="0"/>
           <w:i w:val="0"/>
           <w:color w:val="1A1A1A"/>
-          <w:sz w:val="22"/>
+          <w:sz w:val="24"/>
         </w:rPr>
         <w:t>This statement is wrong. Fix it:</w:t>
       </w:r>
@@ -746,7 +746,7 @@
           <w:b w:val="0"/>
           <w:i w:val="0"/>
           <w:color w:val="1A1A1A"/>
-          <w:sz w:val="22"/>
+          <w:sz w:val="24"/>
         </w:rPr>
         <w:t>Your fix:</w:t>
       </w:r>
@@ -806,7 +806,7 @@
           <w:b w:val="0"/>
           <w:i w:val="0"/>
           <w:color w:val="1A1A1A"/>
-          <w:sz w:val="22"/>
+          <w:sz w:val="24"/>
         </w:rPr>
         <w:t>Choose one example. How does it provide evidence that energy transferred? Name the source, the change, and why the change is evidence.</w:t>
       </w:r>
